--- a/Practica1/Evidencias.docx
+++ b/Practica1/Evidencias.docx
@@ -3,17 +3,114 @@
 <w:document xmlns:wpc="http://schemas.microsoft.com/office/word/2010/wordprocessingCanvas" xmlns:cx="http://schemas.microsoft.com/office/drawing/2014/chartex" xmlns:cx1="http://schemas.microsoft.com/office/drawing/2015/9/8/chartex" xmlns:cx2="http://schemas.microsoft.com/office/drawing/2015/10/21/chartex" xmlns:cx3="http://schemas.microsoft.com/office/drawing/2016/5/9/chartex" xmlns:cx4="http://schemas.microsoft.com/office/drawing/2016/5/10/chartex" xmlns:cx5="http://schemas.microsoft.com/office/drawing/2016/5/11/chartex" xmlns:cx6="http://schemas.microsoft.com/office/drawing/2016/5/12/chartex" xmlns:cx7="http://schemas.microsoft.com/office/drawing/2016/5/13/chartex" xmlns:cx8="http://schemas.microsoft.com/office/drawing/2016/5/14/chartex" xmlns:mc="http://schemas.openxmlformats.org/markup-compatibility/2006" xmlns:aink="http://schemas.microsoft.com/office/drawing/2016/ink" xmlns:am3d="http://schemas.microsoft.com/office/drawing/2017/model3d" xmlns:o="urn:schemas-microsoft-com:office:office" xmlns:oel="http://schemas.microsoft.com/office/2019/extlst" xmlns:r="http://schemas.openxmlformats.org/officeDocument/2006/relationships" xmlns:m="http://schemas.openxmlformats.org/officeDocument/2006/math" xmlns:v="urn:schemas-microsoft-com:vml" xmlns:wp14="http://schemas.microsoft.com/office/word/2010/wordprocessingDrawing" xmlns:wp="http://schemas.openxmlformats.org/drawingml/2006/wordprocessingDrawing" xmlns:w10="urn:schemas-microsoft-com:office:word" xmlns:w="http://schemas.openxmlformats.org/wordprocessingml/2006/main" xmlns:w14="http://schemas.microsoft.com/office/word/2010/wordml" xmlns:w15="http://schemas.microsoft.com/office/word/2012/wordml" xmlns:w16cex="http://schemas.microsoft.com/office/word/2018/wordml/cex" xmlns:w16cid="http://schemas.microsoft.com/office/word/2016/wordml/cid" xmlns:w16="http://schemas.microsoft.com/office/word/2018/wordml" xmlns:w16du="http://schemas.microsoft.com/office/word/2023/wordml/word16du" xmlns:w16sdtdh="http://schemas.microsoft.com/office/word/2020/wordml/sdtdatahash" xmlns:w16sdtfl="http://schemas.microsoft.com/office/word/2024/wordml/sdtformatlock" xmlns:w16se="http://schemas.microsoft.com/office/word/2015/wordml/symex" xmlns:wpg="http://schemas.microsoft.com/office/word/2010/wordprocessingGroup" xmlns:wpi="http://schemas.microsoft.com/office/word/2010/wordprocessingInk" xmlns:wne="http://schemas.microsoft.com/office/word/2006/wordml" xmlns:wps="http://schemas.microsoft.com/office/word/2010/wordprocessingShape" mc:Ignorable="w14 w15 w16se w16cid w16 w16cex w16sdtdh w16sdtfl w16du wp14">
   <w:body>
     <w:p>
+      <w:pPr>
+        <w:jc w:val="both"/>
+        <w:rPr>
+          <w:rFonts w:ascii="Arial" w:hAnsi="Arial" w:cs="Arial"/>
+          <w:b/>
+          <w:bCs/>
+        </w:rPr>
+      </w:pPr>
       <w:r>
-        <w:t>1. Capturas de pantalla del entorno de desarrollo configurado y funcionando.</w:t>
+        <w:rPr>
+          <w:rFonts w:ascii="Arial" w:hAnsi="Arial" w:cs="Arial"/>
+          <w:b/>
+          <w:bCs/>
+        </w:rPr>
+        <w:t>1.-</w:t>
+      </w:r>
+      <w:r>
+        <w:rPr>
+          <w:rFonts w:ascii="Arial" w:hAnsi="Arial" w:cs="Arial"/>
+          <w:b/>
+          <w:bCs/>
+        </w:rPr>
+        <w:t>Capturas de pantalla del entorno de desarrollo configurado y funcionando.</w:t>
       </w:r>
     </w:p>
-    <w:p/>
     <w:p>
+      <w:pPr>
+        <w:jc w:val="center"/>
+        <w:rPr>
+          <w:rFonts w:ascii="Arial" w:hAnsi="Arial" w:cs="Arial"/>
+          <w:b/>
+          <w:bCs/>
+        </w:rPr>
+      </w:pPr>
       <w:r>
+        <w:rPr>
+          <w:rFonts w:ascii="Arial" w:hAnsi="Arial" w:cs="Arial"/>
+          <w:b/>
+          <w:bCs/>
+          <w:u w:val="single"/>
+        </w:rPr>
+        <w:drawing>
+          <wp:inline distT="0" distB="0" distL="0" distR="0" wp14:anchorId="2860E989" wp14:editId="28846253">
+            <wp:extent cx="4183693" cy="3012562"/>
+            <wp:effectExtent l="0" t="0" r="7620" b="0"/>
+            <wp:docPr id="371499357" name="Imagen 1"/>
+            <wp:cNvGraphicFramePr>
+              <a:graphicFrameLocks xmlns:a="http://schemas.openxmlformats.org/drawingml/2006/main" noChangeAspect="1"/>
+            </wp:cNvGraphicFramePr>
+            <a:graphic xmlns:a="http://schemas.openxmlformats.org/drawingml/2006/main">
+              <a:graphicData uri="http://schemas.openxmlformats.org/drawingml/2006/picture">
+                <pic:pic xmlns:pic="http://schemas.openxmlformats.org/drawingml/2006/picture">
+                  <pic:nvPicPr>
+                    <pic:cNvPr id="371499357" name=""/>
+                    <pic:cNvPicPr/>
+                  </pic:nvPicPr>
+                  <pic:blipFill>
+                    <a:blip r:embed="rId5"/>
+                    <a:stretch>
+                      <a:fillRect/>
+                    </a:stretch>
+                  </pic:blipFill>
+                  <pic:spPr>
+                    <a:xfrm>
+                      <a:off x="0" y="0"/>
+                      <a:ext cx="4191691" cy="3018321"/>
+                    </a:xfrm>
+                    <a:prstGeom prst="rect">
+                      <a:avLst/>
+                    </a:prstGeom>
+                  </pic:spPr>
+                </pic:pic>
+              </a:graphicData>
+            </a:graphic>
+          </wp:inline>
+        </w:drawing>
+      </w:r>
+    </w:p>
+    <w:p>
+      <w:pPr>
+        <w:jc w:val="both"/>
+        <w:rPr>
+          <w:rFonts w:ascii="Arial" w:hAnsi="Arial" w:cs="Arial"/>
+          <w:b/>
+          <w:bCs/>
+        </w:rPr>
+      </w:pPr>
+      <w:r>
+        <w:rPr>
+          <w:rFonts w:ascii="Arial" w:hAnsi="Arial" w:cs="Arial"/>
+          <w:b/>
+          <w:bCs/>
+        </w:rPr>
+        <w:t>2.-</w:t>
+      </w:r>
+      <w:r>
+        <w:rPr>
+          <w:rFonts w:ascii="Arial" w:hAnsi="Arial" w:cs="Arial"/>
+          <w:b/>
+          <w:bCs/>
+        </w:rPr>
         <w:t>Capturas de pantalla de la verificación de versiones de todas las herramientas instaladas.</w:t>
       </w:r>
       <w:r>
         <w:rPr>
+          <w:rFonts w:ascii="Arial" w:hAnsi="Arial" w:cs="Arial"/>
+          <w:b/>
+          <w:bCs/>
           <w:noProof/>
         </w:rPr>
         <w:drawing>
@@ -34,7 +131,7 @@
                     </pic:cNvPicPr>
                   </pic:nvPicPr>
                   <pic:blipFill>
-                    <a:blip r:embed="rId4">
+                    <a:blip r:embed="rId6">
                       <a:extLst>
                         <a:ext uri="{28A0092B-C50C-407E-A947-70E740481C1C}">
                           <a14:useLocalDpi xmlns:a14="http://schemas.microsoft.com/office/drawing/2010/main" val="0"/>
@@ -66,9 +163,17 @@
     <w:p>
       <w:pPr>
         <w:jc w:val="center"/>
+        <w:rPr>
+          <w:rFonts w:ascii="Arial" w:hAnsi="Arial" w:cs="Arial"/>
+          <w:b/>
+          <w:bCs/>
+        </w:rPr>
       </w:pPr>
       <w:r>
         <w:rPr>
+          <w:rFonts w:ascii="Arial" w:hAnsi="Arial" w:cs="Arial"/>
+          <w:b/>
+          <w:bCs/>
           <w:noProof/>
         </w:rPr>
         <w:drawing>
@@ -89,7 +194,7 @@
                     </pic:cNvPicPr>
                   </pic:nvPicPr>
                   <pic:blipFill>
-                    <a:blip r:embed="rId5">
+                    <a:blip r:embed="rId7">
                       <a:extLst>
                         <a:ext uri="{28A0092B-C50C-407E-A947-70E740481C1C}">
                           <a14:useLocalDpi xmlns:a14="http://schemas.microsoft.com/office/drawing/2010/main" val="0"/>
@@ -124,16 +229,21 @@
     <w:p>
       <w:pPr>
         <w:jc w:val="center"/>
+        <w:rPr>
+          <w:rFonts w:ascii="Arial" w:hAnsi="Arial" w:cs="Arial"/>
+          <w:b/>
+          <w:bCs/>
+        </w:rPr>
       </w:pPr>
       <w:r>
         <w:rPr>
           <w:noProof/>
         </w:rPr>
         <w:drawing>
-          <wp:inline distT="0" distB="0" distL="0" distR="0" wp14:anchorId="678A1681" wp14:editId="07DBC60E">
-            <wp:extent cx="5612130" cy="652780"/>
-            <wp:effectExtent l="0" t="0" r="7620" b="0"/>
-            <wp:docPr id="1296969954" name="Imagen 7"/>
+          <wp:inline distT="0" distB="0" distL="0" distR="0" wp14:anchorId="51E3ABC1" wp14:editId="2E4CB0B7">
+            <wp:extent cx="4960307" cy="1511440"/>
+            <wp:effectExtent l="0" t="0" r="0" b="0"/>
+            <wp:docPr id="1467006224" name="Imagen 3"/>
             <wp:cNvGraphicFramePr>
               <a:graphicFrameLocks xmlns:a="http://schemas.openxmlformats.org/drawingml/2006/main" noChangeAspect="1"/>
             </wp:cNvGraphicFramePr>
@@ -141,13 +251,13 @@
               <a:graphicData uri="http://schemas.openxmlformats.org/drawingml/2006/picture">
                 <pic:pic xmlns:pic="http://schemas.openxmlformats.org/drawingml/2006/picture">
                   <pic:nvPicPr>
-                    <pic:cNvPr id="0" name="Picture 17"/>
+                    <pic:cNvPr id="0" name="Picture 5"/>
                     <pic:cNvPicPr>
                       <a:picLocks noChangeAspect="1" noChangeArrowheads="1"/>
                     </pic:cNvPicPr>
                   </pic:nvPicPr>
                   <pic:blipFill>
-                    <a:blip r:embed="rId5">
+                    <a:blip r:embed="rId8" cstate="print">
                       <a:extLst>
                         <a:ext uri="{28A0092B-C50C-407E-A947-70E740481C1C}">
                           <a14:useLocalDpi xmlns:a14="http://schemas.microsoft.com/office/drawing/2010/main" val="0"/>
@@ -162,7 +272,7 @@
                   <pic:spPr bwMode="auto">
                     <a:xfrm>
                       <a:off x="0" y="0"/>
-                      <a:ext cx="5612130" cy="652780"/>
+                      <a:ext cx="4964502" cy="1512718"/>
                     </a:xfrm>
                     <a:prstGeom prst="rect">
                       <a:avLst/>
@@ -180,19 +290,139 @@
       </w:r>
     </w:p>
     <w:p>
+      <w:pPr>
+        <w:jc w:val="center"/>
+        <w:rPr>
+          <w:rFonts w:ascii="Arial" w:hAnsi="Arial" w:cs="Arial"/>
+          <w:b/>
+          <w:bCs/>
+        </w:rPr>
+      </w:pPr>
       <w:r>
-        <w:t>F</w:t>
+        <w:rPr>
+          <w:noProof/>
+        </w:rPr>
+        <w:drawing>
+          <wp:inline distT="0" distB="0" distL="0" distR="0" wp14:anchorId="32B79056" wp14:editId="3A34AB5F">
+            <wp:extent cx="3845491" cy="1206289"/>
+            <wp:effectExtent l="0" t="0" r="3175" b="0"/>
+            <wp:docPr id="141294726" name="Imagen 1"/>
+            <wp:cNvGraphicFramePr>
+              <a:graphicFrameLocks xmlns:a="http://schemas.openxmlformats.org/drawingml/2006/main" noChangeAspect="1"/>
+            </wp:cNvGraphicFramePr>
+            <a:graphic xmlns:a="http://schemas.openxmlformats.org/drawingml/2006/main">
+              <a:graphicData uri="http://schemas.openxmlformats.org/drawingml/2006/picture">
+                <pic:pic xmlns:pic="http://schemas.openxmlformats.org/drawingml/2006/picture">
+                  <pic:nvPicPr>
+                    <pic:cNvPr id="0" name="Picture 1"/>
+                    <pic:cNvPicPr>
+                      <a:picLocks noChangeAspect="1" noChangeArrowheads="1"/>
+                    </pic:cNvPicPr>
+                  </pic:nvPicPr>
+                  <pic:blipFill>
+                    <a:blip r:embed="rId9">
+                      <a:extLst>
+                        <a:ext uri="{28A0092B-C50C-407E-A947-70E740481C1C}">
+                          <a14:useLocalDpi xmlns:a14="http://schemas.microsoft.com/office/drawing/2010/main" val="0"/>
+                        </a:ext>
+                      </a:extLst>
+                    </a:blip>
+                    <a:srcRect/>
+                    <a:stretch>
+                      <a:fillRect/>
+                    </a:stretch>
+                  </pic:blipFill>
+                  <pic:spPr bwMode="auto">
+                    <a:xfrm>
+                      <a:off x="0" y="0"/>
+                      <a:ext cx="3850718" cy="1207929"/>
+                    </a:xfrm>
+                    <a:prstGeom prst="rect">
+                      <a:avLst/>
+                    </a:prstGeom>
+                    <a:noFill/>
+                    <a:ln>
+                      <a:noFill/>
+                    </a:ln>
+                  </pic:spPr>
+                </pic:pic>
+              </a:graphicData>
+            </a:graphic>
+          </wp:inline>
+        </w:drawing>
       </w:r>
     </w:p>
     <w:p>
+      <w:pPr>
+        <w:jc w:val="both"/>
+        <w:rPr>
+          <w:rFonts w:ascii="Arial" w:hAnsi="Arial" w:cs="Arial"/>
+          <w:b/>
+          <w:bCs/>
+        </w:rPr>
+      </w:pPr>
       <w:r>
         <w:rPr>
+          <w:rFonts w:ascii="Arial" w:hAnsi="Arial" w:cs="Arial"/>
+          <w:b/>
+          <w:bCs/>
+        </w:rPr>
+        <w:lastRenderedPageBreak/>
+        <w:t>3.-</w:t>
+      </w:r>
+      <w:r>
+        <w:rPr>
+          <w:rFonts w:ascii="Arial" w:hAnsi="Arial" w:cs="Arial"/>
+          <w:b/>
+          <w:bCs/>
+        </w:rPr>
+        <w:t xml:space="preserve"> </w:t>
+      </w:r>
+      <w:r>
+        <w:rPr>
+          <w:rFonts w:ascii="Arial" w:hAnsi="Arial" w:cs="Arial"/>
+          <w:b/>
+          <w:bCs/>
+        </w:rPr>
+        <w:t>Capturas de pantalla de las tres versiones de "Hola Mundo" (Views/XML, Jetpack Compose y Flutter)</w:t>
+      </w:r>
+      <w:r>
+        <w:rPr>
+          <w:rFonts w:ascii="Arial" w:hAnsi="Arial" w:cs="Arial"/>
+          <w:b/>
+          <w:bCs/>
+        </w:rPr>
+        <w:t xml:space="preserve"> </w:t>
+      </w:r>
+      <w:r>
+        <w:rPr>
+          <w:rFonts w:ascii="Arial" w:hAnsi="Arial" w:cs="Arial"/>
+          <w:b/>
+          <w:bCs/>
+        </w:rPr>
+        <w:t>ejecutándose correctamente.</w:t>
+      </w:r>
+    </w:p>
+    <w:p>
+      <w:pPr>
+        <w:jc w:val="center"/>
+        <w:rPr>
+          <w:rFonts w:ascii="Arial" w:hAnsi="Arial" w:cs="Arial"/>
+          <w:b/>
+          <w:bCs/>
+        </w:rPr>
+      </w:pPr>
+      <w:r>
+        <w:rPr>
+          <w:rFonts w:ascii="Arial" w:hAnsi="Arial" w:cs="Arial"/>
+          <w:b/>
+          <w:bCs/>
           <w:noProof/>
         </w:rPr>
         <w:drawing>
-          <wp:inline distT="0" distB="0" distL="0" distR="0" wp14:anchorId="06CC8CA6" wp14:editId="221CCECC">
-            <wp:extent cx="5694171" cy="3199412"/>
-            <wp:effectExtent l="0" t="0" r="1905" b="1270"/>
+          <wp:inline distT="0" distB="0" distL="0" distR="0" wp14:anchorId="06CC8CA6" wp14:editId="0A5977CF">
+            <wp:extent cx="4124252" cy="2317315"/>
+            <wp:effectExtent l="0" t="0" r="0" b="6985"/>
             <wp:docPr id="1883488534" name="Imagen 9"/>
             <wp:cNvGraphicFramePr>
               <a:graphicFrameLocks xmlns:a="http://schemas.openxmlformats.org/drawingml/2006/main" noChangeAspect="1"/>
@@ -207,7 +437,7 @@
                     </pic:cNvPicPr>
                   </pic:nvPicPr>
                   <pic:blipFill>
-                    <a:blip r:embed="rId6" cstate="print">
+                    <a:blip r:embed="rId10" cstate="print">
                       <a:extLst>
                         <a:ext uri="{28A0092B-C50C-407E-A947-70E740481C1C}">
                           <a14:useLocalDpi xmlns:a14="http://schemas.microsoft.com/office/drawing/2010/main" val="0"/>
@@ -222,7 +452,7 @@
                   <pic:spPr bwMode="auto">
                     <a:xfrm>
                       <a:off x="0" y="0"/>
-                      <a:ext cx="5709074" cy="3207786"/>
+                      <a:ext cx="4164037" cy="2339669"/>
                     </a:xfrm>
                     <a:prstGeom prst="rect">
                       <a:avLst/>
@@ -237,20 +467,25 @@
       </w:r>
     </w:p>
     <w:p>
+      <w:pPr>
+        <w:jc w:val="center"/>
+        <w:rPr>
+          <w:rFonts w:ascii="Arial" w:hAnsi="Arial" w:cs="Arial"/>
+          <w:b/>
+          <w:bCs/>
+        </w:rPr>
+      </w:pPr>
       <w:r>
-        <w:t>y</w:t>
-      </w:r>
-    </w:p>
-    <w:p>
-      <w:r>
-        <w:rPr>
+        <w:rPr>
+          <w:rFonts w:ascii="Arial" w:hAnsi="Arial" w:cs="Arial"/>
+          <w:b/>
+          <w:bCs/>
           <w:noProof/>
         </w:rPr>
-        <w:lastRenderedPageBreak/>
         <w:drawing>
-          <wp:inline distT="0" distB="0" distL="0" distR="0" wp14:anchorId="717C4811" wp14:editId="6AAA4B6F">
-            <wp:extent cx="6131969" cy="3445400"/>
-            <wp:effectExtent l="0" t="0" r="2540" b="3175"/>
+          <wp:inline distT="0" distB="0" distL="0" distR="0" wp14:anchorId="717C4811" wp14:editId="33F648F4">
+            <wp:extent cx="4146115" cy="2329599"/>
+            <wp:effectExtent l="0" t="0" r="6985" b="0"/>
             <wp:docPr id="1891514196" name="Imagen 11"/>
             <wp:cNvGraphicFramePr>
               <a:graphicFrameLocks xmlns:a="http://schemas.openxmlformats.org/drawingml/2006/main" noChangeAspect="1"/>
@@ -265,7 +500,7 @@
                     </pic:cNvPicPr>
                   </pic:nvPicPr>
                   <pic:blipFill>
-                    <a:blip r:embed="rId7" cstate="print">
+                    <a:blip r:embed="rId11" cstate="print">
                       <a:extLst>
                         <a:ext uri="{28A0092B-C50C-407E-A947-70E740481C1C}">
                           <a14:useLocalDpi xmlns:a14="http://schemas.microsoft.com/office/drawing/2010/main" val="0"/>
@@ -280,7 +515,7 @@
                   <pic:spPr bwMode="auto">
                     <a:xfrm>
                       <a:off x="0" y="0"/>
-                      <a:ext cx="6150803" cy="3455983"/>
+                      <a:ext cx="4176150" cy="2346475"/>
                     </a:xfrm>
                     <a:prstGeom prst="rect">
                       <a:avLst/>
@@ -295,16 +530,24 @@
       </w:r>
     </w:p>
     <w:p>
+      <w:pPr>
+        <w:jc w:val="center"/>
+        <w:rPr>
+          <w:rFonts w:ascii="Arial" w:hAnsi="Arial" w:cs="Arial"/>
+          <w:b/>
+          <w:bCs/>
+        </w:rPr>
+      </w:pPr>
       <w:r>
-        <w:t>F</w:t>
-      </w:r>
-    </w:p>
-    <w:p>
-      <w:r>
+        <w:rPr>
+          <w:rFonts w:ascii="Arial" w:hAnsi="Arial" w:cs="Arial"/>
+          <w:b/>
+          <w:bCs/>
+        </w:rPr>
         <w:drawing>
-          <wp:inline distT="0" distB="0" distL="0" distR="0" wp14:anchorId="6E53E083" wp14:editId="4FAC2C52">
-            <wp:extent cx="5612130" cy="3155950"/>
-            <wp:effectExtent l="0" t="0" r="7620" b="6350"/>
+          <wp:inline distT="0" distB="0" distL="0" distR="0" wp14:anchorId="6E53E083" wp14:editId="7CA3138F">
+            <wp:extent cx="4609578" cy="2592170"/>
+            <wp:effectExtent l="0" t="0" r="635" b="0"/>
             <wp:docPr id="928705143" name="Imagen 1"/>
             <wp:cNvGraphicFramePr>
               <a:graphicFrameLocks xmlns:a="http://schemas.openxmlformats.org/drawingml/2006/main" noChangeAspect="1"/>
@@ -317,7 +560,7 @@
                     <pic:cNvPicPr/>
                   </pic:nvPicPr>
                   <pic:blipFill>
-                    <a:blip r:embed="rId8"/>
+                    <a:blip r:embed="rId12"/>
                     <a:stretch>
                       <a:fillRect/>
                     </a:stretch>
@@ -325,7 +568,7 @@
                   <pic:spPr>
                     <a:xfrm>
                       <a:off x="0" y="0"/>
-                      <a:ext cx="5612130" cy="3155950"/>
+                      <a:ext cx="4612703" cy="2593927"/>
                     </a:xfrm>
                     <a:prstGeom prst="rect">
                       <a:avLst/>
@@ -338,6 +581,54 @@
         </w:drawing>
       </w:r>
     </w:p>
+    <w:p>
+      <w:pPr>
+        <w:jc w:val="center"/>
+        <w:rPr>
+          <w:rFonts w:ascii="Arial" w:hAnsi="Arial" w:cs="Arial"/>
+          <w:b/>
+          <w:bCs/>
+        </w:rPr>
+      </w:pPr>
+      <w:r>
+        <w:rPr>
+          <w:rFonts w:ascii="Arial" w:hAnsi="Arial" w:cs="Arial"/>
+          <w:b/>
+          <w:bCs/>
+        </w:rPr>
+        <w:lastRenderedPageBreak/>
+        <w:t>4.-</w:t>
+      </w:r>
+      <w:r>
+        <w:rPr>
+          <w:rFonts w:ascii="Arial" w:hAnsi="Arial" w:cs="Arial"/>
+          <w:b/>
+          <w:bCs/>
+        </w:rPr>
+        <w:t>Liga pública del repositorio de GitHub con los tres proyectos y el historial de commits.</w:t>
+      </w:r>
+    </w:p>
+    <w:p>
+      <w:pPr>
+        <w:jc w:val="center"/>
+        <w:rPr>
+          <w:rFonts w:ascii="Arial" w:hAnsi="Arial" w:cs="Arial"/>
+          <w:b/>
+          <w:bCs/>
+        </w:rPr>
+      </w:pPr>
+      <w:hyperlink r:id="rId13" w:history="1">
+        <w:r>
+          <w:rPr>
+            <w:rStyle w:val="Hipervnculo"/>
+            <w:rFonts w:ascii="Arial" w:hAnsi="Arial" w:cs="Arial"/>
+            <w:b/>
+            <w:bCs/>
+          </w:rPr>
+          <w:t>https://github.com/D1EGX10/MendietaGonzalezDiego-Moviles-7CV4</w:t>
+        </w:r>
+      </w:hyperlink>
+    </w:p>
     <w:sectPr>
       <w:pgSz w:w="12240" w:h="15840"/>
       <w:pgMar w:top="1417" w:right="1701" w:bottom="1417" w:left="1701" w:header="708" w:footer="708" w:gutter="0"/>
@@ -346,6 +637,100 @@
     </w:sectPr>
   </w:body>
 </w:document>
+</file>
+
+<file path=word/numbering.xml><?xml version="1.0" encoding="utf-8"?>
+<w:numbering xmlns:wpc="http://schemas.microsoft.com/office/word/2010/wordprocessingCanvas" xmlns:cx="http://schemas.microsoft.com/office/drawing/2014/chartex" xmlns:cx1="http://schemas.microsoft.com/office/drawing/2015/9/8/chartex" xmlns:cx2="http://schemas.microsoft.com/office/drawing/2015/10/21/chartex" xmlns:cx3="http://schemas.microsoft.com/office/drawing/2016/5/9/chartex" xmlns:cx4="http://schemas.microsoft.com/office/drawing/2016/5/10/chartex" xmlns:cx5="http://schemas.microsoft.com/office/drawing/2016/5/11/chartex" xmlns:cx6="http://schemas.microsoft.com/office/drawing/2016/5/12/chartex" xmlns:cx7="http://schemas.microsoft.com/office/drawing/2016/5/13/chartex" xmlns:cx8="http://schemas.microsoft.com/office/drawing/2016/5/14/chartex" xmlns:mc="http://schemas.openxmlformats.org/markup-compatibility/2006" xmlns:aink="http://schemas.microsoft.com/office/drawing/2016/ink" xmlns:am3d="http://schemas.microsoft.com/office/drawing/2017/model3d" xmlns:o="urn:schemas-microsoft-com:office:office" xmlns:oel="http://schemas.microsoft.com/office/2019/extlst" xmlns:r="http://schemas.openxmlformats.org/officeDocument/2006/relationships" xmlns:m="http://schemas.openxmlformats.org/officeDocument/2006/math" xmlns:v="urn:schemas-microsoft-com:vml" xmlns:wp14="http://schemas.microsoft.com/office/word/2010/wordprocessingDrawing" xmlns:wp="http://schemas.openxmlformats.org/drawingml/2006/wordprocessingDrawing" xmlns:w10="urn:schemas-microsoft-com:office:word" xmlns:w="http://schemas.openxmlformats.org/wordprocessingml/2006/main" xmlns:w14="http://schemas.microsoft.com/office/word/2010/wordml" xmlns:w15="http://schemas.microsoft.com/office/word/2012/wordml" xmlns:w16cex="http://schemas.microsoft.com/office/word/2018/wordml/cex" xmlns:w16cid="http://schemas.microsoft.com/office/word/2016/wordml/cid" xmlns:w16="http://schemas.microsoft.com/office/word/2018/wordml" xmlns:w16du="http://schemas.microsoft.com/office/word/2023/wordml/word16du" xmlns:w16sdtdh="http://schemas.microsoft.com/office/word/2020/wordml/sdtdatahash" xmlns:w16sdtfl="http://schemas.microsoft.com/office/word/2024/wordml/sdtformatlock" xmlns:w16se="http://schemas.microsoft.com/office/word/2015/wordml/symex" xmlns:wpg="http://schemas.microsoft.com/office/word/2010/wordprocessingGroup" xmlns:wpi="http://schemas.microsoft.com/office/word/2010/wordprocessingInk" xmlns:wne="http://schemas.microsoft.com/office/word/2006/wordml" xmlns:wps="http://schemas.microsoft.com/office/word/2010/wordprocessingShape" mc:Ignorable="w14 w15 w16se w16cid w16 w16cex w16sdtdh w16sdtfl w16du wp14">
+  <w:abstractNum w:abstractNumId="0" w15:restartNumberingAfterBreak="0">
+    <w:nsid w:val="015A7E1D"/>
+    <w:multiLevelType w:val="hybridMultilevel"/>
+    <w:tmpl w:val="F05C97D8"/>
+    <w:lvl w:ilvl="0" w:tplc="080A000F">
+      <w:start w:val="1"/>
+      <w:numFmt w:val="decimal"/>
+      <w:lvlText w:val="%1."/>
+      <w:lvlJc w:val="left"/>
+      <w:pPr>
+        <w:ind w:left="720" w:hanging="360"/>
+      </w:pPr>
+    </w:lvl>
+    <w:lvl w:ilvl="1" w:tplc="080A0019" w:tentative="1">
+      <w:start w:val="1"/>
+      <w:numFmt w:val="lowerLetter"/>
+      <w:lvlText w:val="%2."/>
+      <w:lvlJc w:val="left"/>
+      <w:pPr>
+        <w:ind w:left="1440" w:hanging="360"/>
+      </w:pPr>
+    </w:lvl>
+    <w:lvl w:ilvl="2" w:tplc="080A001B" w:tentative="1">
+      <w:start w:val="1"/>
+      <w:numFmt w:val="lowerRoman"/>
+      <w:lvlText w:val="%3."/>
+      <w:lvlJc w:val="right"/>
+      <w:pPr>
+        <w:ind w:left="2160" w:hanging="180"/>
+      </w:pPr>
+    </w:lvl>
+    <w:lvl w:ilvl="3" w:tplc="080A000F" w:tentative="1">
+      <w:start w:val="1"/>
+      <w:numFmt w:val="decimal"/>
+      <w:lvlText w:val="%4."/>
+      <w:lvlJc w:val="left"/>
+      <w:pPr>
+        <w:ind w:left="2880" w:hanging="360"/>
+      </w:pPr>
+    </w:lvl>
+    <w:lvl w:ilvl="4" w:tplc="080A0019" w:tentative="1">
+      <w:start w:val="1"/>
+      <w:numFmt w:val="lowerLetter"/>
+      <w:lvlText w:val="%5."/>
+      <w:lvlJc w:val="left"/>
+      <w:pPr>
+        <w:ind w:left="3600" w:hanging="360"/>
+      </w:pPr>
+    </w:lvl>
+    <w:lvl w:ilvl="5" w:tplc="080A001B" w:tentative="1">
+      <w:start w:val="1"/>
+      <w:numFmt w:val="lowerRoman"/>
+      <w:lvlText w:val="%6."/>
+      <w:lvlJc w:val="right"/>
+      <w:pPr>
+        <w:ind w:left="4320" w:hanging="180"/>
+      </w:pPr>
+    </w:lvl>
+    <w:lvl w:ilvl="6" w:tplc="080A000F" w:tentative="1">
+      <w:start w:val="1"/>
+      <w:numFmt w:val="decimal"/>
+      <w:lvlText w:val="%7."/>
+      <w:lvlJc w:val="left"/>
+      <w:pPr>
+        <w:ind w:left="5040" w:hanging="360"/>
+      </w:pPr>
+    </w:lvl>
+    <w:lvl w:ilvl="7" w:tplc="080A0019" w:tentative="1">
+      <w:start w:val="1"/>
+      <w:numFmt w:val="lowerLetter"/>
+      <w:lvlText w:val="%8."/>
+      <w:lvlJc w:val="left"/>
+      <w:pPr>
+        <w:ind w:left="5760" w:hanging="360"/>
+      </w:pPr>
+    </w:lvl>
+    <w:lvl w:ilvl="8" w:tplc="080A001B" w:tentative="1">
+      <w:start w:val="1"/>
+      <w:numFmt w:val="lowerRoman"/>
+      <w:lvlText w:val="%9."/>
+      <w:lvlJc w:val="right"/>
+      <w:pPr>
+        <w:ind w:left="6480" w:hanging="180"/>
+      </w:pPr>
+    </w:lvl>
+  </w:abstractNum>
+  <w:num w:numId="1" w16cid:durableId="1792243479">
+    <w:abstractNumId w:val="0"/>
+  </w:num>
+</w:numbering>
 </file>
 
 <file path=word/styles.xml><?xml version="1.0" encoding="utf-8"?>
@@ -1265,6 +1650,29 @@
       <w:spacing w:val="5"/>
     </w:rPr>
   </w:style>
+  <w:style w:type="character" w:styleId="Hipervnculo">
+    <w:name w:val="Hyperlink"/>
+    <w:basedOn w:val="Fuentedeprrafopredeter"/>
+    <w:uiPriority w:val="99"/>
+    <w:unhideWhenUsed/>
+    <w:rsid w:val="007A65B7"/>
+    <w:rPr>
+      <w:color w:val="467886" w:themeColor="hyperlink"/>
+      <w:u w:val="single"/>
+    </w:rPr>
+  </w:style>
+  <w:style w:type="character" w:styleId="Mencinsinresolver">
+    <w:name w:val="Unresolved Mention"/>
+    <w:basedOn w:val="Fuentedeprrafopredeter"/>
+    <w:uiPriority w:val="99"/>
+    <w:semiHidden/>
+    <w:unhideWhenUsed/>
+    <w:rsid w:val="007A65B7"/>
+    <w:rPr>
+      <w:color w:val="605E5C"/>
+      <w:shd w:val="clear" w:color="auto" w:fill="E1DFDD"/>
+    </w:rPr>
+  </w:style>
 </w:styles>
 </file>
 
